--- a/clients/for/vcenter/reports/FOR - vCenter Monthly Infrastructure - 2026-03.docx
+++ b/clients/for/vcenter/reports/FOR - vCenter Monthly Infrastructure - 2026-03.docx
@@ -718,6 +718,77 @@
                 <w:color w:val="006DB6"/>
                 <w:sz w:val="28"/>
               </w:rPr>
+              <w:t xml:space="preserve">  VM Power &amp; Right-Sizing</w:t>
+            </w:r>
+          </w:p>
+        </w:tc>
+      </w:tr>
+    </w:tbl>
+    <w:p>
+      <w:pPr>
+        <w:spacing w:after="160"/>
+      </w:pPr>
+      <w:r>
+        <w:rPr>
+          <w:rFonts w:ascii="Open Sans" w:hAnsi="Open Sans"/>
+          <w:b w:val="0"/>
+          <w:i w:val="0"/>
+          <w:color w:val="59595B"/>
+          <w:sz w:val="22"/>
+        </w:rPr>
+        <w:t>No virtual machines reported in this snapshot.</w:t>
+      </w:r>
+    </w:p>
+    <w:tbl>
+      <w:tblPr>
+        <w:tblW w:type="auto" w:w="0"/>
+        <w:tblLayout w:type="fixed"/>
+        <w:tblLook w:firstColumn="1" w:firstRow="1" w:lastColumn="0" w:lastRow="0" w:noHBand="0" w:noVBand="1" w:val="04A0"/>
+      </w:tblPr>
+      <w:tblGrid>
+        <w:gridCol w:w="94"/>
+        <w:gridCol w:w="8976"/>
+      </w:tblGrid>
+      <w:tr>
+        <w:tc>
+          <w:tcPr>
+            <w:tcW w:type="dxa" w:w="94"/>
+            <w:shd w:val="clear" w:color="auto" w:fill="006DB6"/>
+            <w:tcBorders>
+              <w:top w:val="nil"/>
+              <w:left w:val="nil"/>
+              <w:bottom w:val="nil"/>
+              <w:right w:val="nil"/>
+              <w:insideH w:val="nil"/>
+              <w:insideV w:val="nil"/>
+            </w:tcBorders>
+          </w:tcPr>
+          <w:p/>
+        </w:tc>
+        <w:tc>
+          <w:tcPr>
+            <w:tcW w:type="dxa" w:w="8976"/>
+            <w:tcBorders>
+              <w:top w:val="nil"/>
+              <w:left w:val="nil"/>
+              <w:bottom w:val="nil"/>
+              <w:right w:val="nil"/>
+              <w:insideH w:val="nil"/>
+              <w:insideV w:val="nil"/>
+            </w:tcBorders>
+          </w:tcPr>
+          <w:p>
+            <w:pPr>
+              <w:spacing w:before="80" w:after="80"/>
+            </w:pPr>
+            <w:r>
+              <w:rPr>
+                <w:rFonts w:ascii="Open Sans" w:hAnsi="Open Sans"/>
+                <w:b/>
+                <w:i w:val="0"/>
+                <w:color w:val="006DB6"/>
+                <w:sz w:val="28"/>
+              </w:rPr>
               <w:t xml:space="preserve">  What Technijian Did For You</w:t>
             </w:r>
           </w:p>
@@ -826,6 +897,77 @@
           <w:sz w:val="22"/>
         </w:rPr>
         <w:t>datastore utilization is tracked monthly so capacity expansions are coordinated well before any storage hits a threshold.</w:t>
+      </w:r>
+    </w:p>
+    <w:tbl>
+      <w:tblPr>
+        <w:tblW w:type="auto" w:w="0"/>
+        <w:tblLayout w:type="fixed"/>
+        <w:tblLook w:firstColumn="1" w:firstRow="1" w:lastColumn="0" w:lastRow="0" w:noHBand="0" w:noVBand="1" w:val="04A0"/>
+      </w:tblPr>
+      <w:tblGrid>
+        <w:gridCol w:w="94"/>
+        <w:gridCol w:w="8976"/>
+      </w:tblGrid>
+      <w:tr>
+        <w:tc>
+          <w:tcPr>
+            <w:tcW w:type="dxa" w:w="94"/>
+            <w:shd w:val="clear" w:color="auto" w:fill="006DB6"/>
+            <w:tcBorders>
+              <w:top w:val="nil"/>
+              <w:left w:val="nil"/>
+              <w:bottom w:val="nil"/>
+              <w:right w:val="nil"/>
+              <w:insideH w:val="nil"/>
+              <w:insideV w:val="nil"/>
+            </w:tcBorders>
+          </w:tcPr>
+          <w:p/>
+        </w:tc>
+        <w:tc>
+          <w:tcPr>
+            <w:tcW w:type="dxa" w:w="8976"/>
+            <w:tcBorders>
+              <w:top w:val="nil"/>
+              <w:left w:val="nil"/>
+              <w:bottom w:val="nil"/>
+              <w:right w:val="nil"/>
+              <w:insideH w:val="nil"/>
+              <w:insideV w:val="nil"/>
+            </w:tcBorders>
+          </w:tcPr>
+          <w:p>
+            <w:pPr>
+              <w:spacing w:before="80" w:after="80"/>
+            </w:pPr>
+            <w:r>
+              <w:rPr>
+                <w:rFonts w:ascii="Open Sans" w:hAnsi="Open Sans"/>
+                <w:b/>
+                <w:i w:val="0"/>
+                <w:color w:val="006DB6"/>
+                <w:sz w:val="28"/>
+              </w:rPr>
+              <w:t xml:space="preserve">  Industry News &amp; Vendor Innovations</w:t>
+            </w:r>
+          </w:p>
+        </w:tc>
+      </w:tr>
+    </w:tbl>
+    <w:p>
+      <w:pPr>
+        <w:spacing w:after="160"/>
+      </w:pPr>
+      <w:r>
+        <w:rPr>
+          <w:rFonts w:ascii="Open Sans" w:hAnsi="Open Sans"/>
+          <w:b w:val="0"/>
+          <w:i w:val="0"/>
+          <w:color w:val="59595B"/>
+          <w:sz w:val="22"/>
+        </w:rPr>
+        <w:t>Vmware announced no major platform changes this month. Routine detection-content updates and sensor improvements continued to roll out automatically. Technijian tracks Vmware's release notes monthly so future updates land in this section as they're published.</w:t>
       </w:r>
     </w:p>
     <w:tbl>
@@ -993,7 +1135,7 @@
           <w:color w:val="59595B"/>
           <w:sz w:val="22"/>
         </w:rPr>
-        <w:t>Snapshot taken: 2026-05-02T19:50:19Z from vCenter 172.16.9.252. Report generated 2026-05-02 18:25 for client 'FOR' covering March 2026.</w:t>
+        <w:t>Snapshot taken: 2026-05-02T19:50:19Z from vCenter 172.16.9.252. Report generated 2026-05-02 19:01 for client 'FOR' covering March 2026.</w:t>
       </w:r>
     </w:p>
     <w:p>

--- a/clients/for/vcenter/reports/FOR - vCenter Monthly Infrastructure - 2026-03.docx
+++ b/clients/for/vcenter/reports/FOR - vCenter Monthly Infrastructure - 2026-03.docx
@@ -1135,7 +1135,7 @@
           <w:color w:val="59595B"/>
           <w:sz w:val="22"/>
         </w:rPr>
-        <w:t>Snapshot taken: 2026-05-02T19:50:19Z from vCenter 172.16.9.252. Report generated 2026-05-02 19:01 for client 'FOR' covering March 2026.</w:t>
+        <w:t>Snapshot taken: 2026-05-02T19:50:19Z from vCenter 172.16.9.252. Report generated 2026-05-02 20:00 for client 'FOR' covering March 2026.</w:t>
       </w:r>
     </w:p>
     <w:p>
